--- a/n-gram smoothing.docx
+++ b/n-gram smoothing.docx
@@ -277,7 +277,7 @@
       </w:r>
       <w:r>
         <w:br/>
-        <w:t>"Teachers teach machine learning"</w:t>
+        <w:t>"Teachers teach machine learning",</w:t>
       </w:r>
       <w:r>
         <w:br/>
@@ -327,6 +327,8 @@
         <w:t>: {trigram}, Probability: {probability:.4f}")</w:t>
       </w:r>
     </w:p>
+    <w:p/>
+    <w:p/>
     <w:p/>
     <w:p/>
     <w:p/>
@@ -411,13 +413,16 @@
       <w:r>
         <w:t>), Probability: 0.2857</w:t>
       </w:r>
+    </w:p>
+    <w:p/>
+    <w:p>
       <w:bookmarkStart w:id="0" w:name="_GoBack"/>
       <w:bookmarkEnd w:id="0"/>
     </w:p>
     <w:sectPr>
-      <w:pgSz w:w="12240" w:h="15840"/>
-      <w:pgMar w:top="1440" w:right="1440" w:bottom="1440" w:left="1440" w:header="720" w:footer="720" w:gutter="0"/>
-      <w:cols w:space="720"/>
+      <w:pgSz w:w="11906" w:h="16838" w:code="9"/>
+      <w:pgMar w:top="1440" w:right="1440" w:bottom="1440" w:left="1440" w:header="708" w:footer="708" w:gutter="0"/>
+      <w:cols w:space="708"/>
       <w:docGrid w:linePitch="360"/>
     </w:sectPr>
   </w:body>
@@ -432,7 +437,7 @@
         <w:rFonts w:asciiTheme="minorHAnsi" w:eastAsiaTheme="minorHAnsi" w:hAnsiTheme="minorHAnsi" w:cstheme="minorBidi"/>
         <w:sz w:val="22"/>
         <w:szCs w:val="22"/>
-        <w:lang w:val="en-US" w:eastAsia="en-US" w:bidi="ar-SA"/>
+        <w:lang w:val="en-IN" w:eastAsia="en-US" w:bidi="ar-SA"/>
       </w:rPr>
     </w:rPrDefault>
     <w:pPrDefault>
@@ -621,7 +626,7 @@
         <w:rFonts w:asciiTheme="minorHAnsi" w:eastAsiaTheme="minorHAnsi" w:hAnsiTheme="minorHAnsi" w:cstheme="minorBidi"/>
         <w:sz w:val="22"/>
         <w:szCs w:val="22"/>
-        <w:lang w:val="en-US" w:eastAsia="en-US" w:bidi="ar-SA"/>
+        <w:lang w:val="en-IN" w:eastAsia="en-US" w:bidi="ar-SA"/>
       </w:rPr>
     </w:rPrDefault>
     <w:pPrDefault>
